--- a/Documentation/Report.docx
+++ b/Documentation/Report.docx
@@ -2813,13 +2813,7 @@
         <w:rPr>
           <w:color w:val="415461"/>
         </w:rPr>
-        <w:t>A core feature for transparency. The user selects an equipment type and duration. The JavaScript logic calculates the estimated cost instantly, updating the DOM without a page reloa</w:t>
-      </w:r>
-      <w:r>
-        <w:rPr>
-          <w:color w:val="415461"/>
-        </w:rPr>
-        <w:t>d.</w:t>
+        <w:t>A core feature for transparency. The user selects an equipment type and duration. The JavaScript logic calculates the estimated cost instantly, updating the DOM without a page reload.</w:t>
       </w:r>
     </w:p>
     <w:p>
@@ -3250,94 +3244,6 @@
         </w:rPr>
         <w:t>References</w:t>
       </w:r>
-    </w:p>
-    <w:p>
-      <w:pPr>
-        <w:pStyle w:val="BodyText"/>
-        <w:spacing w:before="4"/>
-        <w:rPr>
-          <w:rFonts w:ascii="Liberation Sans"/>
-          <w:b/>
-          <w:sz w:val="17"/>
-        </w:rPr>
-      </w:pPr>
-    </w:p>
-    <w:p>
-      <w:pPr>
-        <w:pStyle w:val="ListParagraph"/>
-        <w:numPr>
-          <w:ilvl w:val="1"/>
-          <w:numId w:val="1"/>
-        </w:numPr>
-        <w:tabs>
-          <w:tab w:val="left" w:pos="606"/>
-        </w:tabs>
-        <w:spacing w:before="211"/>
-        <w:ind w:left="606"/>
-        <w:rPr>
-          <w:sz w:val="24"/>
-        </w:rPr>
-      </w:pPr>
-      <w:r>
-        <w:rPr>
-          <w:b/>
-          <w:color w:val="415461"/>
-          <w:sz w:val="24"/>
-        </w:rPr>
-        <w:t>Project</w:t>
-      </w:r>
-      <w:r>
-        <w:rPr>
-          <w:b/>
-          <w:color w:val="415461"/>
-          <w:spacing w:val="-3"/>
-          <w:sz w:val="24"/>
-        </w:rPr>
-        <w:t xml:space="preserve"> </w:t>
-      </w:r>
-      <w:r>
-        <w:rPr>
-          <w:b/>
-          <w:color w:val="415461"/>
-          <w:sz w:val="24"/>
-        </w:rPr>
-        <w:t>Repository:</w:t>
-      </w:r>
-      <w:r>
-        <w:rPr>
-          <w:b/>
-          <w:color w:val="415461"/>
-          <w:spacing w:val="-2"/>
-          <w:sz w:val="24"/>
-        </w:rPr>
-        <w:t xml:space="preserve"> </w:t>
-      </w:r>
-      <w:hyperlink r:id="rId7">
-        <w:r>
-          <w:rPr>
-            <w:color w:val="0F94C1"/>
-            <w:spacing w:val="-2"/>
-            <w:sz w:val="24"/>
-          </w:rPr>
-          <w:t>https://github.com/Krishiv</w:t>
-        </w:r>
-        <w:r>
-          <w:rPr>
-            <w:color w:val="0F94C1"/>
-            <w:spacing w:val="-2"/>
-            <w:sz w:val="24"/>
-          </w:rPr>
-          <w:t>2</w:t>
-        </w:r>
-        <w:r>
-          <w:rPr>
-            <w:color w:val="0F94C1"/>
-            <w:spacing w:val="-2"/>
-            <w:sz w:val="24"/>
-          </w:rPr>
-          <w:t>00719/FarmEquip</w:t>
-        </w:r>
-      </w:hyperlink>
     </w:p>
     <w:p>
       <w:pPr>
@@ -3779,7 +3685,7 @@
         <v:path o:extrusionok="f" gradientshapeok="t" o:connecttype="rect"/>
         <o:lock v:ext="edit" aspectratio="t"/>
       </v:shapetype>
-      <v:shape id="_x0000_i1025" type="#_x0000_t75" style="width:7.7pt;height:7.7pt" o:bullet="t">
+      <v:shape id="_x0000_i1025" type="#_x0000_t75" style="width:7.55pt;height:7.55pt" o:bullet="t">
         <v:imagedata r:id="rId1" o:title="image1"/>
       </v:shape>
     </w:pict>
